--- a/EXPORTS/DOCX/published/niveau3/Dutch/Reinwardt.docx
+++ b/EXPORTS/DOCX/published/niveau3/Dutch/Reinwardt.docx
@@ -225,53 +225,7 @@
           <w:color w:val="000000"/>
           <w:sz w:val="24"/>
         </w:rPr>
-        <w:t>natuurli</w:t>
-      </w:r>
-      <w:r>
-        <w:rPr>
-          <w:u w:val="single" w:color="0000ff"/>
-          <w:rFonts w:ascii="Charis SIL Regular" w:hAnsi="Charis SIL Regular" w:eastAsia="Charis SIL Regular"/>
-          <w:b w:val="0"/>
-          <w:i w:val="0"/>
-          <w:color w:val="000000"/>
-          <w:sz w:val="24"/>
-        </w:rPr>
-        <w:hyperlink r:id="rId9" w:history="1">
-          <w:r>
-            <w:rPr>
-              <w:rStyle w:val="Hyperlink"/>
-            </w:rPr>
-            <w:t xml:space="preserve">jke historie </w:t>
-          </w:r>
-        </w:hyperlink>
-      </w:r>
-      <w:r>
-        <w:rPr>
-          <w:u w:val="single" w:color="0000ff"/>
-          <w:rFonts w:ascii="Charis SIL Regular" w:hAnsi="Charis SIL Regular" w:eastAsia="Charis SIL Regular"/>
-          <w:b w:val="0"/>
-          <w:i w:val="0"/>
-          <w:color w:val="000000"/>
-          <w:sz w:val="24"/>
-        </w:rPr>
-        <w:hyperlink r:id="rId9" w:history="1">
-          <w:r>
-            <w:rPr>
-              <w:rStyle w:val="Hyperlink"/>
-            </w:rPr>
-            <w:t>en bota</w:t>
-          </w:r>
-        </w:hyperlink>
-      </w:r>
-      <w:r>
-        <w:rPr>
-          <w:rFonts w:ascii="Charis SIL Regular" w:hAnsi="Charis SIL Regular" w:eastAsia="Charis SIL Regular"/>
-          <w:b w:val="0"/>
-          <w:i w:val="0"/>
-          <w:color w:val="000000"/>
-          <w:sz w:val="24"/>
-        </w:rPr>
-        <w:t xml:space="preserve">nie aan de </w:t>
+        <w:t xml:space="preserve">natuurlijke historie en botanie aan de </w:t>
       </w:r>
       <w:r>
         <w:rPr>
@@ -877,50 +831,7 @@
           <w:color w:val="000000"/>
           <w:sz w:val="24"/>
         </w:rPr>
-        <w:hyperlink r:id="rId12" w:history="1">
-          <w:r>
-            <w:rPr>
-              <w:rStyle w:val="Hyperlink"/>
-            </w:rPr>
-            <w:t>lijke 'ver</w:t>
-          </w:r>
-        </w:hyperlink>
-      </w:r>
-      <w:r>
-        <w:rPr>
-          <w:u w:val="single" w:color="0000ff"/>
-          <w:rFonts w:ascii="Charis SIL Regular" w:hAnsi="Charis SIL Regular" w:eastAsia="Charis SIL Regular"/>
-          <w:b w:val="0"/>
-          <w:i w:val="0"/>
-          <w:color w:val="000000"/>
-          <w:sz w:val="24"/>
-        </w:rPr>
-        <w:hyperlink r:id="rId12" w:history="1">
-          <w:r>
-            <w:rPr>
-              <w:rStyle w:val="Hyperlink"/>
-            </w:rPr>
-            <w:t>z</w:t>
-          </w:r>
-        </w:hyperlink>
-      </w:r>
-      <w:r>
-        <w:rPr>
-          <w:u w:val="single" w:color="0000ff"/>
-          <w:rFonts w:ascii="Charis SIL Regular" w:hAnsi="Charis SIL Regular" w:eastAsia="Charis SIL Regular"/>
-          <w:b w:val="0"/>
-          <w:i w:val="0"/>
-          <w:color w:val="000000"/>
-          <w:sz w:val="24"/>
-        </w:rPr>
-        <w:hyperlink r:id="rId12" w:history="1">
-          <w:r>
-            <w:rPr>
-              <w:rStyle w:val="Hyperlink"/>
-            </w:rPr>
-            <w:t>amelaars', w</w:t>
-          </w:r>
-        </w:hyperlink>
+        <w:t>lijke 'verzamelaars', w</w:t>
       </w:r>
       <w:r>
         <w:rPr>
@@ -2789,7 +2700,7 @@
           <w:sz w:val="24"/>
           <w:u w:val="single"/>
         </w:rPr>
-        <w:hyperlink r:id="rId19" w:history="1">
+        <w:hyperlink r:id="rId17" w:history="1">
           <w:r>
             <w:rPr>
               <w:rStyle w:val="Hyperlink"/>
@@ -3600,14 +3511,7 @@
           <w:color w:val="000000"/>
           <w:sz w:val="24"/>
         </w:rPr>
-        <w:hyperlink r:id="rId23" w:history="1">
-          <w:r>
-            <w:rPr>
-              <w:rStyle w:val="Hyperlink"/>
-            </w:rPr>
-            <w:t xml:space="preserve">, </w:t>
-          </w:r>
-        </w:hyperlink>
+        <w:t xml:space="preserve">, </w:t>
       </w:r>
       <w:r>
         <w:rPr>

--- a/EXPORTS/DOCX/published/niveau3/Dutch/Reinwardt.docx
+++ b/EXPORTS/DOCX/published/niveau3/Dutch/Reinwardt.docx
@@ -225,7 +225,53 @@
           <w:color w:val="000000"/>
           <w:sz w:val="24"/>
         </w:rPr>
-        <w:t xml:space="preserve">natuurlijke historie en botanie aan de </w:t>
+        <w:t>natuurli</w:t>
+      </w:r>
+      <w:r>
+        <w:rPr>
+          <w:u w:val="single" w:color="0000ff"/>
+          <w:rFonts w:ascii="Charis SIL Regular" w:hAnsi="Charis SIL Regular" w:eastAsia="Charis SIL Regular"/>
+          <w:b w:val="0"/>
+          <w:i w:val="0"/>
+          <w:color w:val="000000"/>
+          <w:sz w:val="24"/>
+        </w:rPr>
+        <w:hyperlink r:id="rId9" w:history="1">
+          <w:r>
+            <w:rPr>
+              <w:rStyle w:val="Hyperlink"/>
+            </w:rPr>
+            <w:t xml:space="preserve">jke historie </w:t>
+          </w:r>
+        </w:hyperlink>
+      </w:r>
+      <w:r>
+        <w:rPr>
+          <w:u w:val="single" w:color="0000ff"/>
+          <w:rFonts w:ascii="Charis SIL Regular" w:hAnsi="Charis SIL Regular" w:eastAsia="Charis SIL Regular"/>
+          <w:b w:val="0"/>
+          <w:i w:val="0"/>
+          <w:color w:val="000000"/>
+          <w:sz w:val="24"/>
+        </w:rPr>
+        <w:hyperlink r:id="rId9" w:history="1">
+          <w:r>
+            <w:rPr>
+              <w:rStyle w:val="Hyperlink"/>
+            </w:rPr>
+            <w:t>en bota</w:t>
+          </w:r>
+        </w:hyperlink>
+      </w:r>
+      <w:r>
+        <w:rPr>
+          <w:rFonts w:ascii="Charis SIL Regular" w:hAnsi="Charis SIL Regular" w:eastAsia="Charis SIL Regular"/>
+          <w:b w:val="0"/>
+          <w:i w:val="0"/>
+          <w:color w:val="000000"/>
+          <w:sz w:val="24"/>
+        </w:rPr>
+        <w:t xml:space="preserve">nie aan de </w:t>
       </w:r>
       <w:r>
         <w:rPr>
@@ -831,7 +877,50 @@
           <w:color w:val="000000"/>
           <w:sz w:val="24"/>
         </w:rPr>
-        <w:t>lijke 'verzamelaars', w</w:t>
+        <w:hyperlink r:id="rId12" w:history="1">
+          <w:r>
+            <w:rPr>
+              <w:rStyle w:val="Hyperlink"/>
+            </w:rPr>
+            <w:t>lijke 'ver</w:t>
+          </w:r>
+        </w:hyperlink>
+      </w:r>
+      <w:r>
+        <w:rPr>
+          <w:u w:val="single" w:color="0000ff"/>
+          <w:rFonts w:ascii="Charis SIL Regular" w:hAnsi="Charis SIL Regular" w:eastAsia="Charis SIL Regular"/>
+          <w:b w:val="0"/>
+          <w:i w:val="0"/>
+          <w:color w:val="000000"/>
+          <w:sz w:val="24"/>
+        </w:rPr>
+        <w:hyperlink r:id="rId12" w:history="1">
+          <w:r>
+            <w:rPr>
+              <w:rStyle w:val="Hyperlink"/>
+            </w:rPr>
+            <w:t>z</w:t>
+          </w:r>
+        </w:hyperlink>
+      </w:r>
+      <w:r>
+        <w:rPr>
+          <w:u w:val="single" w:color="0000ff"/>
+          <w:rFonts w:ascii="Charis SIL Regular" w:hAnsi="Charis SIL Regular" w:eastAsia="Charis SIL Regular"/>
+          <w:b w:val="0"/>
+          <w:i w:val="0"/>
+          <w:color w:val="000000"/>
+          <w:sz w:val="24"/>
+        </w:rPr>
+        <w:hyperlink r:id="rId12" w:history="1">
+          <w:r>
+            <w:rPr>
+              <w:rStyle w:val="Hyperlink"/>
+            </w:rPr>
+            <w:t>amelaars', w</w:t>
+          </w:r>
+        </w:hyperlink>
       </w:r>
       <w:r>
         <w:rPr>
@@ -2718,7 +2807,7 @@
           <w:sz w:val="24"/>
           <w:u w:val="single"/>
         </w:rPr>
-        <w:hyperlink r:id="rId17" w:history="1">
+        <w:hyperlink r:id="rId19" w:history="1">
           <w:r>
             <w:rPr>
               <w:rStyle w:val="Hyperlink"/>
@@ -2998,7 +3087,7 @@
             <w:rPr>
               <w:rStyle w:val="Hyperlink"/>
             </w:rPr>
-            <w:t>www.biografischportaal.nl</w:t>
+            <w:t>www.biografischportaal.n</w:t>
           </w:r>
         </w:hyperlink>
       </w:r>
@@ -3009,25 +3098,13 @@
           <w:i w:val="0"/>
           <w:color w:val="0000FF"/>
           <w:sz w:val="24"/>
-          <w:u w:val="single"/>
-        </w:rPr>
-        <w:t>/</w:t>
-      </w:r>
-      <w:r>
-        <w:rPr>
-          <w:rFonts w:ascii="Charis SIL Regular" w:hAnsi="Charis SIL Regular" w:eastAsia="Charis SIL Regular"/>
-          <w:b w:val="0"/>
-          <w:i w:val="0"/>
-          <w:color w:val="0000FF"/>
-          <w:sz w:val="24"/>
-          <w:u w:val="single"/>
         </w:rPr>
         <w:hyperlink r:id="rId21" w:history="1">
           <w:r>
             <w:rPr>
               <w:rStyle w:val="Hyperlink"/>
             </w:rPr>
-            <w:t>persoon/4045700</w:t>
+            <w:t>l</w:t>
           </w:r>
         </w:hyperlink>
       </w:r>
@@ -3039,7 +3116,25 @@
           <w:color w:val="0000FF"/>
           <w:sz w:val="24"/>
         </w:rPr>
-        <w:t xml:space="preserve">8 </w:t>
+        <w:t>/</w:t>
+      </w:r>
+      <w:r>
+        <w:rPr>
+          <w:rFonts w:ascii="Charis SIL Regular" w:hAnsi="Charis SIL Regular" w:eastAsia="Charis SIL Regular"/>
+          <w:b w:val="0"/>
+          <w:i w:val="0"/>
+          <w:color w:val="0000FF"/>
+          <w:sz w:val="24"/>
+          <w:u w:val="single"/>
+        </w:rPr>
+        <w:hyperlink r:id="rId21" w:history="1">
+          <w:r>
+            <w:rPr>
+              <w:rStyle w:val="Hyperlink"/>
+            </w:rPr>
+            <w:t xml:space="preserve">persoon/40457008 </w:t>
+          </w:r>
+        </w:hyperlink>
       </w:r>
       <w:r>
         <w:br/>
@@ -3522,7 +3617,7 @@
           <w:sz w:val="24"/>
           <w:u w:val="single"/>
         </w:rPr>
-        <w:hyperlink r:id="rId23" w:history="1">
+        <w:hyperlink r:id="rId24" w:history="1">
           <w:r>
             <w:rPr>
               <w:rStyle w:val="Hyperlink"/>
@@ -3551,7 +3646,7 @@
           <w:sz w:val="24"/>
           <w:u w:val="single"/>
         </w:rPr>
-        <w:hyperlink r:id="rId23" w:history="1">
+        <w:hyperlink r:id="rId24" w:history="1">
           <w:r>
             <w:rPr>
               <w:rStyle w:val="Hyperlink"/>
@@ -3676,7 +3771,7 @@
           <w:sz w:val="24"/>
           <w:u w:val="single"/>
         </w:rPr>
-        <w:hyperlink r:id="rId24" w:history="1">
+        <w:hyperlink r:id="rId25" w:history="1">
           <w:r>
             <w:rPr>
               <w:rStyle w:val="Hyperlink"/>
@@ -3694,7 +3789,7 @@
           <w:sz w:val="24"/>
           <w:u w:val="single"/>
         </w:rPr>
-        <w:hyperlink r:id="rId24" w:history="1">
+        <w:hyperlink r:id="rId25" w:history="1">
           <w:r>
             <w:rPr>
               <w:rStyle w:val="Hyperlink"/>
@@ -3712,7 +3807,7 @@
           <w:sz w:val="24"/>
           <w:u w:val="single"/>
         </w:rPr>
-        <w:hyperlink r:id="rId24" w:history="1">
+        <w:hyperlink r:id="rId25" w:history="1">
           <w:r>
             <w:rPr>
               <w:rStyle w:val="Hyperlink"/>
@@ -3730,7 +3825,7 @@
           <w:sz w:val="24"/>
           <w:u w:val="single"/>
         </w:rPr>
-        <w:hyperlink r:id="rId24" w:history="1">
+        <w:hyperlink r:id="rId25" w:history="1">
           <w:r>
             <w:rPr>
               <w:rStyle w:val="Hyperlink"/>
@@ -3899,7 +3994,7 @@
           <w:sz w:val="24"/>
           <w:u w:val="single"/>
         </w:rPr>
-        <w:hyperlink r:id="rId25" w:history="1">
+        <w:hyperlink r:id="rId26" w:history="1">
           <w:r>
             <w:rPr>
               <w:rStyle w:val="Hyperlink"/>
@@ -3917,7 +4012,7 @@
           <w:sz w:val="24"/>
           <w:u w:val="single"/>
         </w:rPr>
-        <w:hyperlink r:id="rId25" w:history="1">
+        <w:hyperlink r:id="rId26" w:history="1">
           <w:r>
             <w:rPr>
               <w:rStyle w:val="Hyperlink"/>
@@ -3935,7 +4030,7 @@
           <w:sz w:val="24"/>
           <w:u w:val="single"/>
         </w:rPr>
-        <w:hyperlink r:id="rId25" w:history="1">
+        <w:hyperlink r:id="rId26" w:history="1">
           <w:r>
             <w:rPr>
               <w:rStyle w:val="Hyperlink"/>
@@ -3953,7 +4048,7 @@
           <w:sz w:val="24"/>
           <w:u w:val="single"/>
         </w:rPr>
-        <w:hyperlink r:id="rId25" w:history="1">
+        <w:hyperlink r:id="rId26" w:history="1">
           <w:r>
             <w:rPr>
               <w:rStyle w:val="Hyperlink"/>
@@ -3971,7 +4066,7 @@
           <w:sz w:val="24"/>
           <w:u w:val="single"/>
         </w:rPr>
-        <w:hyperlink r:id="rId25" w:history="1">
+        <w:hyperlink r:id="rId26" w:history="1">
           <w:r>
             <w:rPr>
               <w:rStyle w:val="Hyperlink"/>
@@ -3989,7 +4084,7 @@
           <w:sz w:val="24"/>
           <w:u w:val="single"/>
         </w:rPr>
-        <w:hyperlink r:id="rId25" w:history="1">
+        <w:hyperlink r:id="rId26" w:history="1">
           <w:r>
             <w:rPr>
               <w:rStyle w:val="Hyperlink"/>
@@ -4007,7 +4102,7 @@
           <w:sz w:val="24"/>
           <w:u w:val="single"/>
         </w:rPr>
-        <w:hyperlink r:id="rId25" w:history="1">
+        <w:hyperlink r:id="rId26" w:history="1">
           <w:r>
             <w:rPr>
               <w:rStyle w:val="Hyperlink"/>
@@ -4025,7 +4120,7 @@
           <w:sz w:val="24"/>
           <w:u w:val="single"/>
         </w:rPr>
-        <w:hyperlink r:id="rId25" w:history="1">
+        <w:hyperlink r:id="rId26" w:history="1">
           <w:r>
             <w:rPr>
               <w:rStyle w:val="Hyperlink"/>
@@ -4053,7 +4148,7 @@
           <w:sz w:val="24"/>
           <w:u w:val="single"/>
         </w:rPr>
-        <w:hyperlink r:id="rId25" w:history="1">
+        <w:hyperlink r:id="rId26" w:history="1">
           <w:r>
             <w:rPr>
               <w:rStyle w:val="Hyperlink"/>
@@ -4071,7 +4166,7 @@
           <w:sz w:val="24"/>
           <w:u w:val="single"/>
         </w:rPr>
-        <w:hyperlink r:id="rId25" w:history="1">
+        <w:hyperlink r:id="rId26" w:history="1">
           <w:r>
             <w:rPr>
               <w:rStyle w:val="Hyperlink"/>
@@ -4099,7 +4194,7 @@
           <w:sz w:val="24"/>
           <w:u w:val="single"/>
         </w:rPr>
-        <w:hyperlink r:id="rId25" w:history="1">
+        <w:hyperlink r:id="rId26" w:history="1">
           <w:r>
             <w:rPr>
               <w:rStyle w:val="Hyperlink"/>
@@ -4128,7 +4223,7 @@
           <w:sz w:val="24"/>
           <w:u w:val="single"/>
         </w:rPr>
-        <w:hyperlink r:id="rId25" w:history="1">
+        <w:hyperlink r:id="rId27" w:history="1">
           <w:r>
             <w:rPr>
               <w:rStyle w:val="Hyperlink"/>
@@ -4306,7 +4401,7 @@
           <w:sz w:val="24"/>
           <w:u w:val="single"/>
         </w:rPr>
-        <w:hyperlink r:id="rId26" w:history="1">
+        <w:hyperlink r:id="rId28" w:history="1">
           <w:r>
             <w:rPr>
               <w:rStyle w:val="Hyperlink"/>
@@ -4324,7 +4419,7 @@
           <w:sz w:val="24"/>
           <w:u w:val="single"/>
         </w:rPr>
-        <w:hyperlink r:id="rId26" w:history="1">
+        <w:hyperlink r:id="rId28" w:history="1">
           <w:r>
             <w:rPr>
               <w:rStyle w:val="Hyperlink"/>
@@ -4342,7 +4437,7 @@
           <w:sz w:val="24"/>
           <w:u w:val="single"/>
         </w:rPr>
-        <w:hyperlink r:id="rId26" w:history="1">
+        <w:hyperlink r:id="rId28" w:history="1">
           <w:r>
             <w:rPr>
               <w:rStyle w:val="Hyperlink"/>
@@ -4370,7 +4465,7 @@
           <w:sz w:val="24"/>
           <w:u w:val="single"/>
         </w:rPr>
-        <w:hyperlink r:id="rId27" w:history="1">
+        <w:hyperlink r:id="rId29" w:history="1">
           <w:r>
             <w:rPr>
               <w:rStyle w:val="Hyperlink"/>
@@ -4399,7 +4494,7 @@
           <w:sz w:val="24"/>
           <w:u w:val="single"/>
         </w:rPr>
-        <w:hyperlink r:id="rId27" w:history="1">
+        <w:hyperlink r:id="rId29" w:history="1">
           <w:r>
             <w:rPr>
               <w:rStyle w:val="Hyperlink"/>
@@ -4540,7 +4635,7 @@
           <w:sz w:val="24"/>
           <w:u w:val="single"/>
         </w:rPr>
-        <w:hyperlink r:id="rId28" w:history="1">
+        <w:hyperlink r:id="rId30" w:history="1">
           <w:r>
             <w:rPr>
               <w:rStyle w:val="Hyperlink"/>
@@ -4558,7 +4653,7 @@
           <w:sz w:val="24"/>
           <w:u w:val="single"/>
         </w:rPr>
-        <w:hyperlink r:id="rId28" w:history="1">
+        <w:hyperlink r:id="rId30" w:history="1">
           <w:r>
             <w:rPr>
               <w:rStyle w:val="Hyperlink"/>
@@ -4656,7 +4751,7 @@
           <w:sz w:val="24"/>
           <w:u w:val="single"/>
         </w:rPr>
-        <w:hyperlink r:id="rId29" w:history="1">
+        <w:hyperlink r:id="rId31" w:history="1">
           <w:r>
             <w:rPr>
               <w:rStyle w:val="Hyperlink"/>
@@ -4674,7 +4769,7 @@
           <w:sz w:val="24"/>
           <w:u w:val="single"/>
         </w:rPr>
-        <w:hyperlink r:id="rId29" w:history="1">
+        <w:hyperlink r:id="rId31" w:history="1">
           <w:r>
             <w:rPr>
               <w:rStyle w:val="Hyperlink"/>
@@ -4702,7 +4797,7 @@
           <w:sz w:val="24"/>
           <w:u w:val="single"/>
         </w:rPr>
-        <w:hyperlink r:id="rId30" w:history="1">
+        <w:hyperlink r:id="rId32" w:history="1">
           <w:r>
             <w:rPr>
               <w:rStyle w:val="Hyperlink"/>
@@ -4731,7 +4826,7 @@
           <w:sz w:val="24"/>
           <w:u w:val="single"/>
         </w:rPr>
-        <w:hyperlink r:id="rId30" w:history="1">
+        <w:hyperlink r:id="rId32" w:history="1">
           <w:r>
             <w:rPr>
               <w:rStyle w:val="Hyperlink"/>
